--- a/module-16-capstone-systems-synthesis/module-16-capstone-systems-synthesis-practice-quiz.docx
+++ b/module-16-capstone-systems-synthesis/module-16-capstone-systems-synthesis-practice-quiz.docx
@@ -17,15 +17,19 @@
     </w:p>
     <w:p>
       <w:r>
-        <w:t xml:space="preserve">1. </w:t>
+        <w:t xml:space="preserve">• </w:t>
+      </w:r>
+      <w:r>
+        <w:br/>
       </w:r>
       <w:r>
         <w:t>A strong biological explanation that spans scales does what?</w:t>
       </w:r>
-    </w:p>
-    <w:p>
       <w:r>
-        <w:t xml:space="preserve">2. </w:t>
+        <w:br/>
+      </w:r>
+      <w:r>
+        <w:br/>
       </w:r>
       <w:r>
         <w:t>A. stays at a single scale only</w:t>
@@ -33,7 +37,10 @@
     </w:p>
     <w:p>
       <w:r>
-        <w:t xml:space="preserve">3. </w:t>
+        <w:t xml:space="preserve">• </w:t>
+      </w:r>
+      <w:r>
+        <w:br/>
       </w:r>
       <w:r>
         <w:t>B. avoids using any evidence</w:t>
@@ -41,7 +48,10 @@
     </w:p>
     <w:p>
       <w:r>
-        <w:t xml:space="preserve">4. </w:t>
+        <w:t xml:space="preserve">• </w:t>
+      </w:r>
+      <w:r>
+        <w:br/>
       </w:r>
       <w:r>
         <w:t>C. connects mechanisms from molecules up to ecosystems into one account</w:t>
@@ -49,7 +59,10 @@
     </w:p>
     <w:p>
       <w:r>
-        <w:t xml:space="preserve">5. </w:t>
+        <w:t xml:space="preserve">• </w:t>
+      </w:r>
+      <w:r>
+        <w:br/>
       </w:r>
       <w:r>
         <w:t>D. relies on vocabulary alone</w:t>
@@ -57,7 +70,10 @@
     </w:p>
     <w:p>
       <w:r>
-        <w:t xml:space="preserve">6. </w:t>
+        <w:t xml:space="preserve">• </w:t>
+      </w:r>
+      <w:r>
+        <w:br/>
       </w:r>
       <w:r>
         <w:t>Answer: C</w:t>
@@ -65,7 +81,7 @@
     </w:p>
     <w:p>
       <w:r>
-        <w:t xml:space="preserve">7. </w:t>
+        <w:t xml:space="preserve">• </w:t>
       </w:r>
       <w:r>
         <w:br/>
@@ -73,13 +89,10 @@
       <w:r>
         <w:t>Why: Synthesis links causes across scales, from molecular to ecological, into one coherent, evidence-backed explanation.</w:t>
       </w:r>
-      <w:r>
-        <w:br/>
-      </w:r>
     </w:p>
     <w:p>
       <w:r>
-        <w:t xml:space="preserve">8. </w:t>
+        <w:t xml:space="preserve">• </w:t>
       </w:r>
       <w:r>
         <w:br/>
@@ -90,10 +103,8 @@
       <w:r>
         <w:br/>
       </w:r>
-    </w:p>
-    <w:p>
       <w:r>
-        <w:t xml:space="preserve">9. </w:t>
+        <w:br/>
       </w:r>
       <w:r>
         <w:t>A. a negative feedback loop that reduces change</w:t>
@@ -101,7 +112,10 @@
     </w:p>
     <w:p>
       <w:r>
-        <w:t xml:space="preserve">10. </w:t>
+        <w:t xml:space="preserve">• </w:t>
+      </w:r>
+      <w:r>
+        <w:br/>
       </w:r>
       <w:r>
         <w:t>B. a random mutation</w:t>
@@ -109,7 +123,10 @@
     </w:p>
     <w:p>
       <w:r>
-        <w:t xml:space="preserve">11. </w:t>
+        <w:t xml:space="preserve">• </w:t>
+      </w:r>
+      <w:r>
+        <w:br/>
       </w:r>
       <w:r>
         <w:t>C. a tradeoff with no feedback</w:t>
@@ -117,7 +134,10 @@
     </w:p>
     <w:p>
       <w:r>
-        <w:t xml:space="preserve">12. </w:t>
+        <w:t xml:space="preserve">• </w:t>
+      </w:r>
+      <w:r>
+        <w:br/>
       </w:r>
       <w:r>
         <w:t>D. genetic drift</w:t>
@@ -125,7 +145,10 @@
     </w:p>
     <w:p>
       <w:r>
-        <w:t xml:space="preserve">13. </w:t>
+        <w:t xml:space="preserve">• </w:t>
+      </w:r>
+      <w:r>
+        <w:br/>
       </w:r>
       <w:r>
         <w:t>Answer: A</w:t>
@@ -133,7 +156,7 @@
     </w:p>
     <w:p>
       <w:r>
-        <w:t xml:space="preserve">14. </w:t>
+        <w:t xml:space="preserve">• </w:t>
       </w:r>
       <w:r>
         <w:br/>
@@ -141,13 +164,10 @@
       <w:r>
         <w:t>Why: Negative feedback counteracts a change to keep conditions stable, which is a core systems idea behind homeostasis.</w:t>
       </w:r>
-      <w:r>
-        <w:br/>
-      </w:r>
     </w:p>
     <w:p>
       <w:r>
-        <w:t xml:space="preserve">15. </w:t>
+        <w:t xml:space="preserve">• </w:t>
       </w:r>
       <w:r>
         <w:br/>
@@ -158,10 +178,8 @@
       <w:r>
         <w:br/>
       </w:r>
-    </w:p>
-    <w:p>
       <w:r>
-        <w:t xml:space="preserve">16. </w:t>
+        <w:br/>
       </w:r>
       <w:r>
         <w:t>A. feedback loop</w:t>
@@ -169,7 +187,10 @@
     </w:p>
     <w:p>
       <w:r>
-        <w:t xml:space="preserve">17. </w:t>
+        <w:t xml:space="preserve">• </w:t>
+      </w:r>
+      <w:r>
+        <w:br/>
       </w:r>
       <w:r>
         <w:t>B. mutation</w:t>
@@ -177,7 +198,10 @@
     </w:p>
     <w:p>
       <w:r>
-        <w:t xml:space="preserve">18. </w:t>
+        <w:t xml:space="preserve">• </w:t>
+      </w:r>
+      <w:r>
+        <w:br/>
       </w:r>
       <w:r>
         <w:t>C. species concept</w:t>
@@ -185,7 +209,10 @@
     </w:p>
     <w:p>
       <w:r>
-        <w:t xml:space="preserve">19. </w:t>
+        <w:t xml:space="preserve">• </w:t>
+      </w:r>
+      <w:r>
+        <w:br/>
       </w:r>
       <w:r>
         <w:t>D. tradeoff</w:t>
@@ -193,7 +220,10 @@
     </w:p>
     <w:p>
       <w:r>
-        <w:t xml:space="preserve">20. </w:t>
+        <w:t xml:space="preserve">• </w:t>
+      </w:r>
+      <w:r>
+        <w:br/>
       </w:r>
       <w:r>
         <w:t>Answer: D</w:t>
@@ -201,7 +231,7 @@
     </w:p>
     <w:p>
       <w:r>
-        <w:t xml:space="preserve">21. </w:t>
+        <w:t xml:space="preserve">• </w:t>
       </w:r>
       <w:r>
         <w:br/>
@@ -209,13 +239,10 @@
       <w:r>
         <w:t>Why: A tradeoff pairs a benefit in one function with a cost in another, a common pattern in biological systems.</w:t>
       </w:r>
-      <w:r>
-        <w:br/>
-      </w:r>
     </w:p>
     <w:p>
       <w:r>
-        <w:t xml:space="preserve">22. </w:t>
+        <w:t xml:space="preserve">• </w:t>
       </w:r>
       <w:r>
         <w:br/>
@@ -226,10 +253,8 @@
       <w:r>
         <w:br/>
       </w:r>
-    </w:p>
-    <w:p>
       <w:r>
-        <w:t xml:space="preserve">23. </w:t>
+        <w:br/>
       </w:r>
       <w:r>
         <w:t>A. a single memorable anecdote</w:t>
@@ -237,7 +262,10 @@
     </w:p>
     <w:p>
       <w:r>
-        <w:t xml:space="preserve">24. </w:t>
+        <w:t xml:space="preserve">• </w:t>
+      </w:r>
+      <w:r>
+        <w:br/>
       </w:r>
       <w:r>
         <w:t>B. an evidence chain in which each step's evidence matches its scale</w:t>
@@ -245,7 +273,10 @@
     </w:p>
     <w:p>
       <w:r>
-        <w:t xml:space="preserve">25. </w:t>
+        <w:t xml:space="preserve">• </w:t>
+      </w:r>
+      <w:r>
+        <w:br/>
       </w:r>
       <w:r>
         <w:t>C. a list of vocabulary words</w:t>
@@ -253,7 +284,10 @@
     </w:p>
     <w:p>
       <w:r>
-        <w:t xml:space="preserve">26. </w:t>
+        <w:t xml:space="preserve">• </w:t>
+      </w:r>
+      <w:r>
+        <w:br/>
       </w:r>
       <w:r>
         <w:t>D. personal opinion alone</w:t>
@@ -261,7 +295,10 @@
     </w:p>
     <w:p>
       <w:r>
-        <w:t xml:space="preserve">27. </w:t>
+        <w:t xml:space="preserve">• </w:t>
+      </w:r>
+      <w:r>
+        <w:br/>
       </w:r>
       <w:r>
         <w:t>Answer: B</w:t>
@@ -269,7 +306,10 @@
     </w:p>
     <w:p>
       <w:r>
-        <w:t xml:space="preserve">28. </w:t>
+        <w:t xml:space="preserve">• </w:t>
+      </w:r>
+      <w:r>
+        <w:br/>
       </w:r>
       <w:r>
         <w:t>Why: An evidence chain links the claim to appropriate data at each scale, which makes a cross-scale explanation testable and convincing.</w:t>
